--- a/module-2/Walmsley-Assignment2_3.docx
+++ b/module-2/Walmsley-Assignment2_3.docx
@@ -19,13 +19,43 @@
     </w:p>
     <w:p/>
     <w:p>
+      <w:pPr>
+        <w:rPr>
+          <w:b/>
+          <w:bCs/>
+        </w:rPr>
+      </w:pPr>
+      <w:r>
+        <w:rPr>
+          <w:b/>
+          <w:bCs/>
+        </w:rPr>
+        <w:t>SQL:</w:t>
+      </w:r>
+    </w:p>
+    <w:p>
+      <w:r>
+        <w:t>a USER has many ROLES.</w:t>
+      </w:r>
+    </w:p>
+    <w:p>
+      <w:r>
+        <w:t>a USER has one BIRTHDATE.</w:t>
+      </w:r>
+    </w:p>
+    <w:p>
+      <w:r>
+        <w:t>a USER can have many DEPENDENTS.</w:t>
+      </w:r>
+    </w:p>
+    <w:p>
       <w:r>
         <w:rPr>
           <w:noProof/>
         </w:rPr>
         <w:drawing>
-          <wp:inline distT="0" distB="0" distL="0" distR="0" wp14:anchorId="56BEC139" wp14:editId="20049434">
-            <wp:extent cx="5943600" cy="4080510"/>
+          <wp:inline distT="0" distB="0" distL="0" distR="0" wp14:anchorId="56BEC139" wp14:editId="17C5F65A">
+            <wp:extent cx="5838674" cy="4008474"/>
             <wp:effectExtent l="0" t="0" r="0" b="0"/>
             <wp:docPr id="266916344" name="Picture 1"/>
             <wp:cNvGraphicFramePr>
@@ -47,7 +77,7 @@
                   <pic:spPr>
                     <a:xfrm>
                       <a:off x="0" y="0"/>
-                      <a:ext cx="5943600" cy="4080510"/>
+                      <a:ext cx="5907550" cy="4055760"/>
                     </a:xfrm>
                     <a:prstGeom prst="rect">
                       <a:avLst/>
@@ -58,6 +88,422 @@
             </a:graphic>
           </wp:inline>
         </w:drawing>
+      </w:r>
+    </w:p>
+    <w:p>
+      <w:pPr>
+        <w:rPr>
+          <w:b/>
+          <w:bCs/>
+        </w:rPr>
+      </w:pPr>
+      <w:r>
+        <w:rPr>
+          <w:b/>
+          <w:bCs/>
+        </w:rPr>
+        <w:br w:type="page"/>
+      </w:r>
+    </w:p>
+    <w:p>
+      <w:pPr>
+        <w:rPr>
+          <w:b/>
+          <w:bCs/>
+        </w:rPr>
+      </w:pPr>
+      <w:r>
+        <w:rPr>
+          <w:b/>
+          <w:bCs/>
+        </w:rPr>
+        <w:lastRenderedPageBreak/>
+        <w:t>NoSQL:</w:t>
+      </w:r>
+    </w:p>
+    <w:p>
+      <w:pPr>
+        <w:spacing w:after="0"/>
+        <w:rPr>
+          <w:rFonts w:ascii="Consolas" w:hAnsi="Consolas"/>
+        </w:rPr>
+      </w:pPr>
+      <w:r>
+        <w:rPr>
+          <w:rFonts w:ascii="Consolas" w:hAnsi="Consolas"/>
+        </w:rPr>
+        <w:t>{</w:t>
+      </w:r>
+    </w:p>
+    <w:p>
+      <w:pPr>
+        <w:spacing w:after="0"/>
+        <w:ind w:firstLine="720"/>
+        <w:rPr>
+          <w:rFonts w:ascii="Consolas" w:hAnsi="Consolas"/>
+        </w:rPr>
+      </w:pPr>
+      <w:r>
+        <w:rPr>
+          <w:rFonts w:ascii="Consolas" w:hAnsi="Consolas"/>
+        </w:rPr>
+        <w:t>"</w:t>
+      </w:r>
+      <w:proofErr w:type="spellStart"/>
+      <w:r>
+        <w:rPr>
+          <w:rFonts w:ascii="Consolas" w:hAnsi="Consolas"/>
+        </w:rPr>
+        <w:t>first_name</w:t>
+      </w:r>
+      <w:proofErr w:type="spellEnd"/>
+      <w:r>
+        <w:rPr>
+          <w:rFonts w:ascii="Consolas" w:hAnsi="Consolas"/>
+        </w:rPr>
+        <w:t>": "Jon",</w:t>
+      </w:r>
+    </w:p>
+    <w:p>
+      <w:pPr>
+        <w:spacing w:after="0"/>
+        <w:ind w:firstLine="720"/>
+        <w:rPr>
+          <w:rFonts w:ascii="Consolas" w:hAnsi="Consolas"/>
+        </w:rPr>
+      </w:pPr>
+      <w:r>
+        <w:rPr>
+          <w:rFonts w:ascii="Consolas" w:hAnsi="Consolas"/>
+        </w:rPr>
+        <w:t>"</w:t>
+      </w:r>
+      <w:proofErr w:type="spellStart"/>
+      <w:r>
+        <w:rPr>
+          <w:rFonts w:ascii="Consolas" w:hAnsi="Consolas"/>
+        </w:rPr>
+        <w:t>last_name</w:t>
+      </w:r>
+      <w:proofErr w:type="spellEnd"/>
+      <w:r>
+        <w:rPr>
+          <w:rFonts w:ascii="Consolas" w:hAnsi="Consolas"/>
+        </w:rPr>
+        <w:t>": "Walmsley",</w:t>
+      </w:r>
+    </w:p>
+    <w:p>
+      <w:pPr>
+        <w:spacing w:after="0"/>
+        <w:ind w:firstLine="720"/>
+        <w:rPr>
+          <w:rFonts w:ascii="Consolas" w:hAnsi="Consolas"/>
+        </w:rPr>
+      </w:pPr>
+      <w:r>
+        <w:rPr>
+          <w:rFonts w:ascii="Consolas" w:hAnsi="Consolas"/>
+        </w:rPr>
+        <w:t>"</w:t>
+      </w:r>
+      <w:proofErr w:type="spellStart"/>
+      <w:r>
+        <w:rPr>
+          <w:rFonts w:ascii="Consolas" w:hAnsi="Consolas"/>
+        </w:rPr>
+        <w:t>date_of_birth</w:t>
+      </w:r>
+      <w:proofErr w:type="spellEnd"/>
+      <w:r>
+        <w:rPr>
+          <w:rFonts w:ascii="Consolas" w:hAnsi="Consolas"/>
+        </w:rPr>
+        <w:t>": "1981-11-02",</w:t>
+      </w:r>
+    </w:p>
+    <w:p>
+      <w:pPr>
+        <w:spacing w:after="0"/>
+        <w:ind w:firstLine="720"/>
+        <w:rPr>
+          <w:rFonts w:ascii="Consolas" w:hAnsi="Consolas"/>
+        </w:rPr>
+      </w:pPr>
+      <w:r>
+        <w:rPr>
+          <w:rFonts w:ascii="Consolas" w:hAnsi="Consolas"/>
+        </w:rPr>
+        <w:t>"roles": [</w:t>
+      </w:r>
+    </w:p>
+    <w:p>
+      <w:pPr>
+        <w:spacing w:after="0"/>
+        <w:ind w:left="720" w:firstLine="720"/>
+        <w:rPr>
+          <w:rFonts w:ascii="Consolas" w:hAnsi="Consolas"/>
+        </w:rPr>
+      </w:pPr>
+      <w:r>
+        <w:rPr>
+          <w:rFonts w:ascii="Consolas" w:hAnsi="Consolas"/>
+        </w:rPr>
+        <w:t>{</w:t>
+      </w:r>
+    </w:p>
+    <w:p>
+      <w:pPr>
+        <w:spacing w:after="0"/>
+        <w:ind w:left="1440" w:firstLine="720"/>
+        <w:rPr>
+          <w:rFonts w:ascii="Consolas" w:hAnsi="Consolas"/>
+        </w:rPr>
+      </w:pPr>
+      <w:r>
+        <w:rPr>
+          <w:rFonts w:ascii="Consolas" w:hAnsi="Consolas"/>
+        </w:rPr>
+        <w:t>"role": "Programmer"</w:t>
+      </w:r>
+    </w:p>
+    <w:p>
+      <w:pPr>
+        <w:spacing w:after="0"/>
+        <w:ind w:left="720" w:firstLine="720"/>
+        <w:rPr>
+          <w:rFonts w:ascii="Consolas" w:hAnsi="Consolas"/>
+        </w:rPr>
+      </w:pPr>
+      <w:r>
+        <w:rPr>
+          <w:rFonts w:ascii="Consolas" w:hAnsi="Consolas"/>
+        </w:rPr>
+        <w:t>},</w:t>
+      </w:r>
+    </w:p>
+    <w:p>
+      <w:pPr>
+        <w:spacing w:after="0"/>
+        <w:ind w:left="720" w:firstLine="720"/>
+        <w:rPr>
+          <w:rFonts w:ascii="Consolas" w:hAnsi="Consolas"/>
+        </w:rPr>
+      </w:pPr>
+      <w:r>
+        <w:rPr>
+          <w:rFonts w:ascii="Consolas" w:hAnsi="Consolas"/>
+        </w:rPr>
+        <w:t>{</w:t>
+      </w:r>
+    </w:p>
+    <w:p>
+      <w:pPr>
+        <w:spacing w:after="0"/>
+        <w:ind w:left="1440" w:firstLine="720"/>
+        <w:rPr>
+          <w:rFonts w:ascii="Consolas" w:hAnsi="Consolas"/>
+        </w:rPr>
+      </w:pPr>
+      <w:r>
+        <w:rPr>
+          <w:rFonts w:ascii="Consolas" w:hAnsi="Consolas"/>
+        </w:rPr>
+        <w:t>"role": "Analyst"</w:t>
+      </w:r>
+    </w:p>
+    <w:p>
+      <w:pPr>
+        <w:spacing w:after="0"/>
+        <w:ind w:left="720" w:firstLine="720"/>
+        <w:rPr>
+          <w:rFonts w:ascii="Consolas" w:hAnsi="Consolas"/>
+        </w:rPr>
+      </w:pPr>
+      <w:r>
+        <w:rPr>
+          <w:rFonts w:ascii="Consolas" w:hAnsi="Consolas"/>
+        </w:rPr>
+        <w:t>}</w:t>
+      </w:r>
+    </w:p>
+    <w:p>
+      <w:pPr>
+        <w:spacing w:after="0"/>
+        <w:ind w:firstLine="720"/>
+        <w:rPr>
+          <w:rFonts w:ascii="Consolas" w:hAnsi="Consolas"/>
+        </w:rPr>
+      </w:pPr>
+      <w:r>
+        <w:rPr>
+          <w:rFonts w:ascii="Consolas" w:hAnsi="Consolas"/>
+        </w:rPr>
+        <w:t>],</w:t>
+      </w:r>
+    </w:p>
+    <w:p>
+      <w:pPr>
+        <w:spacing w:after="0"/>
+        <w:ind w:firstLine="720"/>
+        <w:rPr>
+          <w:rFonts w:ascii="Consolas" w:hAnsi="Consolas"/>
+        </w:rPr>
+      </w:pPr>
+      <w:r>
+        <w:rPr>
+          <w:rFonts w:ascii="Consolas" w:hAnsi="Consolas"/>
+        </w:rPr>
+        <w:t>"dependents": [</w:t>
+      </w:r>
+    </w:p>
+    <w:p>
+      <w:pPr>
+        <w:spacing w:after="0"/>
+        <w:ind w:left="720" w:firstLine="720"/>
+        <w:rPr>
+          <w:rFonts w:ascii="Consolas" w:hAnsi="Consolas"/>
+        </w:rPr>
+      </w:pPr>
+      <w:r>
+        <w:rPr>
+          <w:rFonts w:ascii="Consolas" w:hAnsi="Consolas"/>
+        </w:rPr>
+        <w:t>{</w:t>
+      </w:r>
+    </w:p>
+    <w:p>
+      <w:pPr>
+        <w:spacing w:after="0"/>
+        <w:ind w:left="1440" w:firstLine="720"/>
+        <w:rPr>
+          <w:rFonts w:ascii="Consolas" w:hAnsi="Consolas"/>
+        </w:rPr>
+      </w:pPr>
+      <w:r>
+        <w:rPr>
+          <w:rFonts w:ascii="Consolas" w:hAnsi="Consolas"/>
+        </w:rPr>
+        <w:t>"name": "Rohan",</w:t>
+      </w:r>
+    </w:p>
+    <w:p>
+      <w:pPr>
+        <w:spacing w:after="0"/>
+        <w:ind w:left="1440" w:firstLine="720"/>
+        <w:rPr>
+          <w:rFonts w:ascii="Consolas" w:hAnsi="Consolas"/>
+        </w:rPr>
+      </w:pPr>
+      <w:r>
+        <w:rPr>
+          <w:rFonts w:ascii="Consolas" w:hAnsi="Consolas"/>
+        </w:rPr>
+        <w:t>"age": 20</w:t>
+      </w:r>
+    </w:p>
+    <w:p>
+      <w:pPr>
+        <w:spacing w:after="0"/>
+        <w:ind w:left="720" w:firstLine="720"/>
+        <w:rPr>
+          <w:rFonts w:ascii="Consolas" w:hAnsi="Consolas"/>
+        </w:rPr>
+      </w:pPr>
+      <w:r>
+        <w:rPr>
+          <w:rFonts w:ascii="Consolas" w:hAnsi="Consolas"/>
+        </w:rPr>
+        <w:t>},</w:t>
+      </w:r>
+    </w:p>
+    <w:p>
+      <w:pPr>
+        <w:spacing w:after="0"/>
+        <w:ind w:left="720" w:firstLine="720"/>
+        <w:rPr>
+          <w:rFonts w:ascii="Consolas" w:hAnsi="Consolas"/>
+        </w:rPr>
+      </w:pPr>
+      <w:r>
+        <w:rPr>
+          <w:rFonts w:ascii="Consolas" w:hAnsi="Consolas"/>
+        </w:rPr>
+        <w:t>{</w:t>
+      </w:r>
+    </w:p>
+    <w:p>
+      <w:pPr>
+        <w:spacing w:after="0"/>
+        <w:ind w:left="1440" w:firstLine="720"/>
+        <w:rPr>
+          <w:rFonts w:ascii="Consolas" w:hAnsi="Consolas"/>
+        </w:rPr>
+      </w:pPr>
+      <w:r>
+        <w:rPr>
+          <w:rFonts w:ascii="Consolas" w:hAnsi="Consolas"/>
+        </w:rPr>
+        <w:t>"name": "Kevin",</w:t>
+      </w:r>
+    </w:p>
+    <w:p>
+      <w:pPr>
+        <w:spacing w:after="0"/>
+        <w:ind w:left="1440" w:firstLine="720"/>
+        <w:rPr>
+          <w:rFonts w:ascii="Consolas" w:hAnsi="Consolas"/>
+        </w:rPr>
+      </w:pPr>
+      <w:r>
+        <w:rPr>
+          <w:rFonts w:ascii="Consolas" w:hAnsi="Consolas"/>
+        </w:rPr>
+        <w:t>"age": 1</w:t>
+      </w:r>
+    </w:p>
+    <w:p>
+      <w:pPr>
+        <w:spacing w:after="0"/>
+        <w:ind w:left="720" w:firstLine="720"/>
+        <w:rPr>
+          <w:rFonts w:ascii="Consolas" w:hAnsi="Consolas"/>
+        </w:rPr>
+      </w:pPr>
+      <w:r>
+        <w:rPr>
+          <w:rFonts w:ascii="Consolas" w:hAnsi="Consolas"/>
+        </w:rPr>
+        <w:t>}</w:t>
+      </w:r>
+    </w:p>
+    <w:p>
+      <w:pPr>
+        <w:spacing w:after="0"/>
+        <w:ind w:firstLine="720"/>
+        <w:rPr>
+          <w:rFonts w:ascii="Consolas" w:hAnsi="Consolas"/>
+        </w:rPr>
+      </w:pPr>
+      <w:r>
+        <w:rPr>
+          <w:rFonts w:ascii="Consolas" w:hAnsi="Consolas"/>
+        </w:rPr>
+        <w:t>]</w:t>
+      </w:r>
+    </w:p>
+    <w:p>
+      <w:pPr>
+        <w:spacing w:after="0"/>
+        <w:rPr>
+          <w:rFonts w:ascii="Consolas" w:hAnsi="Consolas"/>
+        </w:rPr>
+      </w:pPr>
+      <w:r>
+        <w:rPr>
+          <w:rFonts w:ascii="Consolas" w:hAnsi="Consolas"/>
+        </w:rPr>
+        <w:t>}</w:t>
       </w:r>
     </w:p>
     <w:sectPr>
@@ -673,7 +1119,6 @@
   <w:style w:type="character" w:default="1" w:styleId="DefaultParagraphFont">
     <w:name w:val="Default Paragraph Font"/>
     <w:uiPriority w:val="1"/>
-    <w:semiHidden/>
     <w:unhideWhenUsed/>
   </w:style>
   <w:style w:type="table" w:default="1" w:styleId="TableNormal">
